--- a/textbook/docx/chapter_07_quality_value.docx
+++ b/textbook/docx/chapter_07_quality_value.docx
@@ -61,8 +61,8 @@
         <w:rPr>
           <w:i/>
           <w:iCs/>
-          <w:sz w:val="36"/>
-          <w:szCs w:val="36"/>
+          <w:sz w:val="32"/>
+          <w:szCs w:val="32"/>
           <w:rFonts w:ascii="Arial" w:cs="Arial" w:eastAsia="Arial" w:hAnsi="Arial"/>
         </w:rPr>
         <w:t xml:space="preserve">Healthcare Quality Measurement and Value</w:t>
@@ -4558,7 +4558,7 @@
         <w:szCs w:val="18"/>
         <w:rFonts w:ascii="Arial" w:cs="Arial" w:eastAsia="Arial" w:hAnsi="Arial"/>
       </w:rPr>
-      <w:t xml:space="preserve">Chapter 7: Quality Measurement and Value</w:t>
+      <w:t xml:space="preserve">Chapter 7: Healthcare Quality Measurement and Value</w:t>
     </w:r>
   </w:p>
 </w:hdr>
